--- a/03_Outputs/final scripts/ru/Module 3/3.4.0-ru.docx
+++ b/03_Outputs/final scripts/ru/Module 3/3.4.0-ru.docx
@@ -14,7 +14,7 @@
     </w:p>
     <w:p>
       <w:r>
-        <w:t xml:space="preserve">Подход ПРООН включает инклюзивность в национальные стратегии, такие как энергетические планы и климатические обязательства, обеспечивая участие уязвимых групп — включая женщин, молодежь и неформальных работников — в преимуществах. Инструменты, основанные на данных, такие как Модель оценки зеленых рабочих мест, помогают правительствам предвидеть последствия и разрабатывать меры, защищающие сообщества.  </w:t>
+        <w:t xml:space="preserve">Подход ПРООН включает инклюзивность в национальные стратегии, такие как энергетические планы и климатические обязательства, обеспечивая участие уязвимых групп — включая женщин, молодежь и неформальных работников — в получении преимуществ. Инструменты, основанные на данных, такие как Модель оценки зеленых рабочих мест, помогают правительствам предвидеть последствия и разрабатывать меры, защищающие сообщества.  </w:t>
       </w:r>
     </w:p>
     <w:p>
@@ -24,12 +24,12 @@
     </w:p>
     <w:p>
       <w:r>
-        <w:t xml:space="preserve">Партнерства по справедливому энергетическому переходу мобилизуют государственные и частные финансы для поэтапного отказа от угля и модернизации сетей. Например, в Индонезии специальные рабочие группы помогают согласовать финансирование с местными приоритетами, делая акцент на прозрачности и социальной справедливости.  </w:t>
+        <w:t xml:space="preserve">Партнерства по справедливому энергетическому переходу мобилизуют государственное и частное финансирование для поэтапного отказа от угля и модернизации сетей. Например, в Индонезии специальные рабочие группы помогают согласовать финансирование с местными приоритетами, делая акцент на прозрачности и социальной справедливости.  </w:t>
       </w:r>
     </w:p>
     <w:p>
       <w:r>
-        <w:t>Вместе управление и партнерства — это основа справедливого перехода, объединяющего климатические цели с равенством, возможностями и устойчивостью.</w:t>
+        <w:t>Вместе управление и партнерства являются основой справедливого перехода — такого, который объединяет климатические цели с равенством, возможностями и устойчивостью.</w:t>
       </w:r>
     </w:p>
     <w:sectPr>
